--- a/TOME - Helpdesk Operations/Books/Governance/Forms/frm-03-event-summary-report-esr.docx
+++ b/TOME - Helpdesk Operations/Books/Governance/Forms/frm-03-event-summary-report-esr.docx
@@ -69,1199 +69,6 @@
               </w:rPr>
               <w:t>Client-Facing Incident Record</w:t>
             </w:r>
-          </w:p>
-        </w:tc>
-      </w:tr>
-    </w:tbl>
-    <w:p>
-      <w:pPr>
-        <w:spacing w:before="80" w:after="80"/>
-      </w:pPr>
-    </w:p>
-    <w:p>
-      <w:pPr>
-        <w:rPr>
-          <w:color w:val="156082" w:themeColor="accent1"/>
-          <w:sz w:val="32"/>
-          <w:szCs w:val="32"/>
-        </w:rPr>
-      </w:pPr>
-      <w:r>
-        <w:rPr>
-          <w:color w:val="156082" w:themeColor="accent1"/>
-          <w:sz w:val="32"/>
-          <w:szCs w:val="32"/>
-        </w:rPr>
-        <w:t>Document Properties</w:t>
-      </w:r>
-    </w:p>
-    <w:tbl>
-      <w:tblPr>
-        <w:tblStyle w:val="6DG"/>
-        <w:tblW w:w="9639" w:type="dxa"/>
-        <w:tblInd w:w="28" w:type="dxa"/>
-        <w:tblBorders>
-          <w:top w:val="single" w:sz="4" w:space="0" w:color="BFBFBF" w:themeColor="background1" w:themeShade="BF"/>
-          <w:left w:val="single" w:sz="4" w:space="0" w:color="BFBFBF" w:themeColor="background1" w:themeShade="BF"/>
-          <w:bottom w:val="single" w:sz="4" w:space="0" w:color="BFBFBF" w:themeColor="background1" w:themeShade="BF"/>
-          <w:right w:val="single" w:sz="4" w:space="0" w:color="BFBFBF" w:themeColor="background1" w:themeShade="BF"/>
-          <w:insideH w:val="single" w:sz="4" w:space="0" w:color="BFBFBF" w:themeColor="background1" w:themeShade="BF"/>
-          <w:insideV w:val="single" w:sz="4" w:space="0" w:color="BFBFBF" w:themeColor="background1" w:themeShade="BF"/>
-        </w:tblBorders>
-        <w:tblLook w:val="0620" w:firstRow="1" w:lastRow="0" w:firstColumn="0" w:lastColumn="0" w:noHBand="1" w:noVBand="1"/>
-      </w:tblPr>
-      <w:tblGrid>
-        <w:gridCol w:w="2410"/>
-        <w:gridCol w:w="7229"/>
-      </w:tblGrid>
-      <w:tr>
-        <w:trPr>
-          <w:cnfStyle w:val="100000000000" w:firstRow="1" w:lastRow="0" w:firstColumn="0" w:lastColumn="0" w:oddVBand="0" w:evenVBand="0" w:oddHBand="0" w:evenHBand="0" w:firstRowFirstColumn="0" w:firstRowLastColumn="0" w:lastRowFirstColumn="0" w:lastRowLastColumn="0"/>
-        </w:trPr>
-        <w:tc>
-          <w:tcPr>
-            <w:tcW w:w="2410" w:type="dxa"/>
-            <w:tcBorders>
-              <w:right w:val="none" w:sz="0" w:space="0" w:color="auto"/>
-            </w:tcBorders>
-            <w:shd w:val="clear" w:color="auto" w:fill="F2F2F2" w:themeFill="background1" w:themeFillShade="F2"/>
-          </w:tcPr>
-          <w:p>
-            <w:pPr>
-              <w:pStyle w:val="TableHeader"/>
-              <w:spacing w:before="0" w:after="0"/>
-              <w:jc w:val="left"/>
-              <w:rPr>
-                <w:rFonts w:ascii="Outfit" w:hAnsi="Outfit"/>
-                <w:b/>
-                <w:bCs/>
-                <w:color w:val="auto"/>
-              </w:rPr>
-            </w:pPr>
-            <w:r>
-              <w:rPr>
-                <w:rFonts w:ascii="Outfit" w:hAnsi="Outfit"/>
-                <w:b/>
-                <w:bCs/>
-                <w:color w:val="auto"/>
-              </w:rPr>
-              <w:t>Document Property</w:t>
-            </w:r>
-          </w:p>
-        </w:tc>
-        <w:tc>
-          <w:tcPr>
-            <w:tcW w:w="7229" w:type="dxa"/>
-            <w:tcBorders>
-              <w:left w:val="none" w:sz="0" w:space="0" w:color="auto"/>
-            </w:tcBorders>
-            <w:shd w:val="clear" w:color="auto" w:fill="F2F2F2" w:themeFill="background1" w:themeFillShade="F2"/>
-          </w:tcPr>
-          <w:p>
-            <w:pPr>
-              <w:pStyle w:val="TableHeader"/>
-              <w:spacing w:before="0" w:after="0"/>
-              <w:jc w:val="left"/>
-              <w:rPr>
-                <w:rFonts w:ascii="Outfit" w:hAnsi="Outfit"/>
-                <w:b/>
-                <w:bCs/>
-                <w:color w:val="auto"/>
-              </w:rPr>
-            </w:pPr>
-            <w:r>
-              <w:rPr>
-                <w:rFonts w:ascii="Outfit" w:hAnsi="Outfit"/>
-                <w:b/>
-                <w:bCs/>
-                <w:color w:val="auto"/>
-              </w:rPr>
-              <w:t>Details</w:t>
-            </w:r>
-          </w:p>
-        </w:tc>
-      </w:tr>
-      <w:tr>
-        <w:tc>
-          <w:tcPr>
-            <w:tcW w:w="2410" w:type="dxa"/>
-          </w:tcPr>
-          <w:p>
-            <w:pPr>
-              <w:pStyle w:val="TableText"/>
-              <w:spacing w:before="0" w:after="0"/>
-              <w:rPr>
-                <w:rFonts w:ascii="Outfit" w:hAnsi="Outfit"/>
-                <w:sz w:val="18"/>
-                <w:szCs w:val="18"/>
-              </w:rPr>
-            </w:pPr>
-          </w:p>
-        </w:tc>
-        <w:tc>
-          <w:tcPr>
-            <w:tcW w:w="7229" w:type="dxa"/>
-          </w:tcPr>
-          <w:p>
-            <w:pPr>
-              <w:pStyle w:val="TableText"/>
-              <w:spacing w:before="0" w:after="0"/>
-              <w:rPr>
-                <w:rFonts w:ascii="Outfit" w:hAnsi="Outfit"/>
-                <w:sz w:val="18"/>
-                <w:szCs w:val="18"/>
-              </w:rPr>
-            </w:pPr>
-          </w:p>
-        </w:tc>
-      </w:tr>
-      <w:tr>
-        <w:tc>
-          <w:tcPr>
-            <w:tcW w:w="2410" w:type="dxa"/>
-          </w:tcPr>
-          <w:p>
-            <w:pPr>
-              <w:pStyle w:val="TableText"/>
-              <w:spacing w:before="0" w:after="0"/>
-              <w:rPr>
-                <w:rFonts w:ascii="Outfit" w:hAnsi="Outfit"/>
-                <w:sz w:val="18"/>
-                <w:szCs w:val="18"/>
-              </w:rPr>
-            </w:pPr>
-          </w:p>
-        </w:tc>
-        <w:tc>
-          <w:tcPr>
-            <w:tcW w:w="7229" w:type="dxa"/>
-          </w:tcPr>
-          <w:p>
-            <w:pPr>
-              <w:pStyle w:val="TableText"/>
-              <w:spacing w:before="0" w:after="0"/>
-              <w:rPr>
-                <w:rFonts w:ascii="Outfit" w:hAnsi="Outfit"/>
-                <w:sz w:val="18"/>
-                <w:szCs w:val="18"/>
-              </w:rPr>
-            </w:pPr>
-          </w:p>
-        </w:tc>
-      </w:tr>
-    </w:tbl>
-    <w:p>
-      <w:pPr>
-        <w:rPr>
-          <w:color w:val="0066FF"/>
-          <w:sz w:val="32"/>
-          <w:szCs w:val="32"/>
-        </w:rPr>
-      </w:pPr>
-    </w:p>
-    <w:p>
-      <w:pPr>
-        <w:rPr>
-          <w:color w:val="156082" w:themeColor="accent1"/>
-          <w:sz w:val="32"/>
-          <w:szCs w:val="32"/>
-        </w:rPr>
-      </w:pPr>
-      <w:r>
-        <w:rPr>
-          <w:color w:val="156082" w:themeColor="accent1"/>
-          <w:sz w:val="32"/>
-          <w:szCs w:val="32"/>
-        </w:rPr>
-        <w:t>Revision History</w:t>
-      </w:r>
-    </w:p>
-    <w:tbl>
-      <w:tblPr>
-        <w:tblStyle w:val="6DG"/>
-        <w:tblW w:w="9633" w:type="dxa"/>
-        <w:tblInd w:w="28" w:type="dxa"/>
-        <w:tblBorders>
-          <w:top w:val="single" w:sz="4" w:space="0" w:color="BFBFBF" w:themeColor="background1" w:themeShade="BF"/>
-          <w:left w:val="single" w:sz="4" w:space="0" w:color="BFBFBF" w:themeColor="background1" w:themeShade="BF"/>
-          <w:bottom w:val="single" w:sz="4" w:space="0" w:color="BFBFBF" w:themeColor="background1" w:themeShade="BF"/>
-          <w:right w:val="single" w:sz="4" w:space="0" w:color="BFBFBF" w:themeColor="background1" w:themeShade="BF"/>
-          <w:insideH w:val="single" w:sz="4" w:space="0" w:color="BFBFBF" w:themeColor="background1" w:themeShade="BF"/>
-          <w:insideV w:val="single" w:sz="4" w:space="0" w:color="BFBFBF" w:themeColor="background1" w:themeShade="BF"/>
-        </w:tblBorders>
-        <w:tblLook w:val="0620" w:firstRow="1" w:lastRow="0" w:firstColumn="0" w:lastColumn="0" w:noHBand="1" w:noVBand="1"/>
-      </w:tblPr>
-      <w:tblGrid>
-        <w:gridCol w:w="1335"/>
-        <w:gridCol w:w="3620"/>
-        <w:gridCol w:w="1626"/>
-        <w:gridCol w:w="1259"/>
-        <w:gridCol w:w="1793"/>
-      </w:tblGrid>
-      <w:tr>
-        <w:trPr>
-          <w:cnfStyle w:val="100000000000" w:firstRow="1" w:lastRow="0" w:firstColumn="0" w:lastColumn="0" w:oddVBand="0" w:evenVBand="0" w:oddHBand="0" w:evenHBand="0" w:firstRowFirstColumn="0" w:firstRowLastColumn="0" w:lastRowFirstColumn="0" w:lastRowLastColumn="0"/>
-          <w:trHeight w:val="261"/>
-        </w:trPr>
-        <w:tc>
-          <w:tcPr>
-            <w:tcW w:w="1335" w:type="dxa"/>
-            <w:shd w:val="clear" w:color="auto" w:fill="F2F2F2" w:themeFill="background1" w:themeFillShade="F2"/>
-          </w:tcPr>
-          <w:p>
-            <w:pPr>
-              <w:pStyle w:val="TableHeader"/>
-              <w:spacing w:before="0" w:after="0"/>
-              <w:rPr>
-                <w:rFonts w:ascii="Outfit" w:hAnsi="Outfit"/>
-                <w:b/>
-                <w:bCs/>
-                <w:color w:val="auto"/>
-              </w:rPr>
-            </w:pPr>
-            <w:r>
-              <w:rPr>
-                <w:rFonts w:ascii="Outfit" w:hAnsi="Outfit"/>
-                <w:b/>
-                <w:bCs/>
-                <w:color w:val="auto"/>
-              </w:rPr>
-              <w:t>Version</w:t>
-            </w:r>
-          </w:p>
-        </w:tc>
-        <w:tc>
-          <w:tcPr>
-            <w:tcW w:w="3620" w:type="dxa"/>
-            <w:shd w:val="clear" w:color="auto" w:fill="F2F2F2" w:themeFill="background1" w:themeFillShade="F2"/>
-          </w:tcPr>
-          <w:p>
-            <w:pPr>
-              <w:pStyle w:val="TableHeader"/>
-              <w:spacing w:before="0" w:after="0"/>
-              <w:jc w:val="left"/>
-              <w:rPr>
-                <w:rFonts w:ascii="Outfit" w:hAnsi="Outfit"/>
-                <w:b/>
-                <w:bCs/>
-                <w:color w:val="auto"/>
-              </w:rPr>
-            </w:pPr>
-            <w:r>
-              <w:rPr>
-                <w:rFonts w:ascii="Outfit" w:hAnsi="Outfit"/>
-                <w:b/>
-                <w:bCs/>
-                <w:color w:val="auto"/>
-              </w:rPr>
-              <w:t>Change Description</w:t>
-            </w:r>
-          </w:p>
-        </w:tc>
-        <w:tc>
-          <w:tcPr>
-            <w:tcW w:w="1626" w:type="dxa"/>
-            <w:shd w:val="clear" w:color="auto" w:fill="F2F2F2" w:themeFill="background1" w:themeFillShade="F2"/>
-          </w:tcPr>
-          <w:p>
-            <w:pPr>
-              <w:pStyle w:val="TableHeader"/>
-              <w:spacing w:before="0" w:after="0"/>
-              <w:jc w:val="left"/>
-              <w:rPr>
-                <w:rFonts w:ascii="Outfit" w:hAnsi="Outfit"/>
-                <w:b/>
-                <w:bCs/>
-                <w:color w:val="auto"/>
-              </w:rPr>
-            </w:pPr>
-            <w:r>
-              <w:rPr>
-                <w:rFonts w:ascii="Outfit" w:hAnsi="Outfit"/>
-                <w:b/>
-                <w:bCs/>
-                <w:color w:val="auto"/>
-              </w:rPr>
-              <w:t>Author</w:t>
-            </w:r>
-          </w:p>
-        </w:tc>
-        <w:tc>
-          <w:tcPr>
-            <w:tcW w:w="1259" w:type="dxa"/>
-            <w:shd w:val="clear" w:color="auto" w:fill="F2F2F2" w:themeFill="background1" w:themeFillShade="F2"/>
-          </w:tcPr>
-          <w:p>
-            <w:pPr>
-              <w:pStyle w:val="TableHeader"/>
-              <w:spacing w:before="0" w:after="0"/>
-              <w:rPr>
-                <w:rFonts w:ascii="Outfit" w:hAnsi="Outfit"/>
-                <w:bCs/>
-              </w:rPr>
-            </w:pPr>
-            <w:r>
-              <w:rPr>
-                <w:rFonts w:ascii="Outfit" w:hAnsi="Outfit"/>
-                <w:b/>
-                <w:bCs/>
-                <w:color w:val="auto"/>
-              </w:rPr>
-              <w:t>Date</w:t>
-            </w:r>
-          </w:p>
-        </w:tc>
-        <w:tc>
-          <w:tcPr>
-            <w:tcW w:w="1793" w:type="dxa"/>
-            <w:shd w:val="clear" w:color="auto" w:fill="F2F2F2" w:themeFill="background1" w:themeFillShade="F2"/>
-          </w:tcPr>
-          <w:p>
-            <w:pPr>
-              <w:pStyle w:val="TableHeader"/>
-              <w:spacing w:before="0" w:after="0"/>
-              <w:rPr>
-                <w:rFonts w:ascii="Outfit" w:hAnsi="Outfit"/>
-                <w:b/>
-                <w:bCs/>
-                <w:color w:val="auto"/>
-              </w:rPr>
-            </w:pPr>
-            <w:r>
-              <w:rPr>
-                <w:rFonts w:ascii="Outfit" w:hAnsi="Outfit"/>
-                <w:b/>
-                <w:bCs/>
-                <w:color w:val="auto"/>
-              </w:rPr>
-              <w:t>Next Review</w:t>
-            </w:r>
-          </w:p>
-        </w:tc>
-      </w:tr>
-      <w:tr>
-        <w:trPr>
-          <w:trHeight w:val="236"/>
-        </w:trPr>
-        <w:tc>
-          <w:tcPr>
-            <w:tcW w:w="1335" w:type="dxa"/>
-          </w:tcPr>
-          <w:p>
-            <w:pPr>
-              <w:pStyle w:val="TableText"/>
-              <w:spacing w:before="0" w:after="0"/>
-              <w:jc w:val="center"/>
-              <w:rPr>
-                <w:rFonts w:ascii="Outfit" w:hAnsi="Outfit"/>
-                <w:b/>
-                <w:bCs/>
-                <w:sz w:val="18"/>
-                <w:szCs w:val="18"/>
-              </w:rPr>
-            </w:pPr>
-          </w:p>
-        </w:tc>
-        <w:tc>
-          <w:tcPr>
-            <w:tcW w:w="3620" w:type="dxa"/>
-          </w:tcPr>
-          <w:p>
-            <w:pPr>
-              <w:pStyle w:val="TableText"/>
-              <w:spacing w:before="0" w:after="0"/>
-              <w:rPr>
-                <w:rFonts w:ascii="Outfit" w:hAnsi="Outfit"/>
-                <w:sz w:val="18"/>
-                <w:szCs w:val="18"/>
-              </w:rPr>
-            </w:pPr>
-          </w:p>
-        </w:tc>
-        <w:tc>
-          <w:tcPr>
-            <w:tcW w:w="1626" w:type="dxa"/>
-          </w:tcPr>
-          <w:p>
-            <w:pPr>
-              <w:pStyle w:val="TableText"/>
-              <w:spacing w:before="0" w:after="0"/>
-              <w:rPr>
-                <w:rFonts w:ascii="Outfit" w:hAnsi="Outfit"/>
-                <w:sz w:val="18"/>
-                <w:szCs w:val="18"/>
-              </w:rPr>
-            </w:pPr>
-          </w:p>
-        </w:tc>
-        <w:tc>
-          <w:tcPr>
-            <w:tcW w:w="1259" w:type="dxa"/>
-          </w:tcPr>
-          <w:p>
-            <w:pPr>
-              <w:pStyle w:val="TableText"/>
-              <w:spacing w:before="0" w:after="0"/>
-              <w:jc w:val="center"/>
-              <w:rPr>
-                <w:rFonts w:ascii="Outfit" w:hAnsi="Outfit"/>
-                <w:sz w:val="18"/>
-                <w:szCs w:val="18"/>
-              </w:rPr>
-            </w:pPr>
-          </w:p>
-        </w:tc>
-        <w:tc>
-          <w:tcPr>
-            <w:tcW w:w="1793" w:type="dxa"/>
-          </w:tcPr>
-          <w:p>
-            <w:pPr>
-              <w:pStyle w:val="TableText"/>
-              <w:spacing w:before="0" w:after="0"/>
-              <w:jc w:val="center"/>
-              <w:rPr>
-                <w:rFonts w:ascii="Outfit" w:hAnsi="Outfit"/>
-                <w:sz w:val="18"/>
-                <w:szCs w:val="18"/>
-              </w:rPr>
-            </w:pPr>
-          </w:p>
-        </w:tc>
-      </w:tr>
-      <w:tr>
-        <w:trPr>
-          <w:trHeight w:val="236"/>
-        </w:trPr>
-        <w:tc>
-          <w:tcPr>
-            <w:tcW w:w="1335" w:type="dxa"/>
-          </w:tcPr>
-          <w:p>
-            <w:pPr>
-              <w:pStyle w:val="TableText"/>
-              <w:spacing w:before="0" w:after="0"/>
-              <w:jc w:val="center"/>
-              <w:rPr>
-                <w:rFonts w:ascii="Outfit" w:hAnsi="Outfit"/>
-                <w:sz w:val="18"/>
-                <w:szCs w:val="18"/>
-              </w:rPr>
-            </w:pPr>
-          </w:p>
-        </w:tc>
-        <w:tc>
-          <w:tcPr>
-            <w:tcW w:w="3620" w:type="dxa"/>
-          </w:tcPr>
-          <w:p>
-            <w:pPr>
-              <w:pStyle w:val="TableText"/>
-              <w:spacing w:before="0" w:after="0"/>
-              <w:rPr>
-                <w:rFonts w:ascii="Outfit" w:hAnsi="Outfit"/>
-                <w:sz w:val="18"/>
-                <w:szCs w:val="18"/>
-              </w:rPr>
-            </w:pPr>
-          </w:p>
-        </w:tc>
-        <w:tc>
-          <w:tcPr>
-            <w:tcW w:w="1626" w:type="dxa"/>
-          </w:tcPr>
-          <w:p>
-            <w:pPr>
-              <w:pStyle w:val="TableText"/>
-              <w:spacing w:before="0" w:after="0"/>
-              <w:rPr>
-                <w:rFonts w:ascii="Outfit" w:hAnsi="Outfit"/>
-                <w:sz w:val="18"/>
-                <w:szCs w:val="18"/>
-              </w:rPr>
-            </w:pPr>
-          </w:p>
-        </w:tc>
-        <w:tc>
-          <w:tcPr>
-            <w:tcW w:w="1259" w:type="dxa"/>
-          </w:tcPr>
-          <w:p>
-            <w:pPr>
-              <w:pStyle w:val="TableText"/>
-              <w:spacing w:before="0" w:after="0"/>
-              <w:jc w:val="center"/>
-              <w:rPr>
-                <w:rFonts w:ascii="Outfit" w:hAnsi="Outfit"/>
-                <w:sz w:val="18"/>
-                <w:szCs w:val="18"/>
-              </w:rPr>
-            </w:pPr>
-          </w:p>
-        </w:tc>
-        <w:tc>
-          <w:tcPr>
-            <w:tcW w:w="1793" w:type="dxa"/>
-          </w:tcPr>
-          <w:p>
-            <w:pPr>
-              <w:pStyle w:val="TableText"/>
-              <w:spacing w:before="0" w:after="0"/>
-              <w:ind w:right="-84"/>
-              <w:jc w:val="center"/>
-              <w:rPr>
-                <w:rFonts w:ascii="Outfit" w:hAnsi="Outfit"/>
-                <w:sz w:val="18"/>
-                <w:szCs w:val="18"/>
-              </w:rPr>
-            </w:pPr>
-          </w:p>
-        </w:tc>
-      </w:tr>
-    </w:tbl>
-    <w:p>
-      <w:pPr>
-        <w:ind w:right="-1"/>
-        <w:rPr>
-          <w:color w:val="156082" w:themeColor="accent1"/>
-          <w:sz w:val="32"/>
-          <w:szCs w:val="32"/>
-        </w:rPr>
-      </w:pPr>
-    </w:p>
-    <w:p>
-      <w:pPr>
-        <w:rPr>
-          <w:color w:val="156082" w:themeColor="accent1"/>
-          <w:sz w:val="32"/>
-          <w:szCs w:val="32"/>
-        </w:rPr>
-      </w:pPr>
-      <w:r>
-        <w:rPr>
-          <w:color w:val="156082" w:themeColor="accent1"/>
-          <w:sz w:val="32"/>
-          <w:szCs w:val="32"/>
-        </w:rPr>
-        <w:t>Executive Sponsors</w:t>
-      </w:r>
-    </w:p>
-    <w:tbl>
-      <w:tblPr>
-        <w:tblStyle w:val="6DG"/>
-        <w:tblW w:w="9606" w:type="dxa"/>
-        <w:tblInd w:w="28" w:type="dxa"/>
-        <w:tblBorders>
-          <w:top w:val="single" w:sz="4" w:space="0" w:color="BFBFBF" w:themeColor="background1" w:themeShade="BF"/>
-          <w:left w:val="single" w:sz="4" w:space="0" w:color="BFBFBF" w:themeColor="background1" w:themeShade="BF"/>
-          <w:bottom w:val="single" w:sz="4" w:space="0" w:color="BFBFBF" w:themeColor="background1" w:themeShade="BF"/>
-          <w:right w:val="single" w:sz="4" w:space="0" w:color="BFBFBF" w:themeColor="background1" w:themeShade="BF"/>
-          <w:insideH w:val="single" w:sz="4" w:space="0" w:color="BFBFBF" w:themeColor="background1" w:themeShade="BF"/>
-          <w:insideV w:val="single" w:sz="4" w:space="0" w:color="BFBFBF" w:themeColor="background1" w:themeShade="BF"/>
-        </w:tblBorders>
-        <w:tblLook w:val="0620" w:firstRow="1" w:lastRow="0" w:firstColumn="0" w:lastColumn="0" w:noHBand="1" w:noVBand="1"/>
-      </w:tblPr>
-      <w:tblGrid>
-        <w:gridCol w:w="2205"/>
-        <w:gridCol w:w="3720"/>
-        <w:gridCol w:w="3681"/>
-      </w:tblGrid>
-      <w:tr>
-        <w:trPr>
-          <w:cnfStyle w:val="100000000000" w:firstRow="1" w:lastRow="0" w:firstColumn="0" w:lastColumn="0" w:oddVBand="0" w:evenVBand="0" w:oddHBand="0" w:evenHBand="0" w:firstRowFirstColumn="0" w:firstRowLastColumn="0" w:lastRowFirstColumn="0" w:lastRowLastColumn="0"/>
-          <w:trHeight w:val="300"/>
-        </w:trPr>
-        <w:tc>
-          <w:tcPr>
-            <w:tcW w:w="2205" w:type="dxa"/>
-            <w:tcBorders>
-              <w:right w:val="none" w:sz="0" w:space="0" w:color="auto"/>
-            </w:tcBorders>
-            <w:shd w:val="clear" w:color="auto" w:fill="F2F2F2" w:themeFill="background1" w:themeFillShade="F2"/>
-          </w:tcPr>
-          <w:p>
-            <w:pPr>
-              <w:pStyle w:val="TableHeader"/>
-              <w:spacing w:before="0" w:after="0"/>
-              <w:jc w:val="left"/>
-              <w:rPr>
-                <w:rFonts w:ascii="Outfit" w:hAnsi="Outfit"/>
-                <w:b/>
-                <w:bCs/>
-                <w:color w:val="auto"/>
-              </w:rPr>
-            </w:pPr>
-            <w:r>
-              <w:rPr>
-                <w:rFonts w:ascii="Outfit" w:hAnsi="Outfit"/>
-                <w:b/>
-                <w:bCs/>
-                <w:color w:val="auto"/>
-              </w:rPr>
-              <w:t>Name</w:t>
-            </w:r>
-          </w:p>
-        </w:tc>
-        <w:tc>
-          <w:tcPr>
-            <w:tcW w:w="3720" w:type="dxa"/>
-            <w:tcBorders>
-              <w:left w:val="none" w:sz="0" w:space="0" w:color="auto"/>
-              <w:right w:val="none" w:sz="0" w:space="0" w:color="auto"/>
-            </w:tcBorders>
-            <w:shd w:val="clear" w:color="auto" w:fill="F2F2F2" w:themeFill="background1" w:themeFillShade="F2"/>
-          </w:tcPr>
-          <w:p>
-            <w:pPr>
-              <w:pStyle w:val="TableHeader"/>
-              <w:spacing w:before="0" w:after="0"/>
-              <w:jc w:val="left"/>
-              <w:rPr>
-                <w:rFonts w:ascii="Outfit" w:hAnsi="Outfit"/>
-                <w:b/>
-                <w:bCs/>
-                <w:color w:val="auto"/>
-              </w:rPr>
-            </w:pPr>
-            <w:r>
-              <w:rPr>
-                <w:rFonts w:ascii="Outfit" w:hAnsi="Outfit"/>
-                <w:b/>
-                <w:bCs/>
-                <w:color w:val="auto"/>
-              </w:rPr>
-              <w:t>Title</w:t>
-            </w:r>
-          </w:p>
-        </w:tc>
-        <w:tc>
-          <w:tcPr>
-            <w:tcW w:w="3681" w:type="dxa"/>
-            <w:tcBorders>
-              <w:left w:val="none" w:sz="0" w:space="0" w:color="auto"/>
-            </w:tcBorders>
-            <w:shd w:val="clear" w:color="auto" w:fill="F2F2F2" w:themeFill="background1" w:themeFillShade="F2"/>
-          </w:tcPr>
-          <w:p>
-            <w:pPr>
-              <w:pStyle w:val="TableHeader"/>
-              <w:spacing w:before="0" w:after="0"/>
-              <w:jc w:val="left"/>
-              <w:rPr>
-                <w:rFonts w:ascii="Outfit" w:hAnsi="Outfit"/>
-                <w:b/>
-                <w:bCs/>
-                <w:color w:val="auto"/>
-              </w:rPr>
-            </w:pPr>
-            <w:r>
-              <w:rPr>
-                <w:rFonts w:ascii="Outfit" w:hAnsi="Outfit"/>
-                <w:b/>
-                <w:bCs/>
-                <w:color w:val="auto"/>
-              </w:rPr>
-              <w:t>Business Unit</w:t>
-            </w:r>
-          </w:p>
-        </w:tc>
-      </w:tr>
-      <w:tr>
-        <w:trPr>
-          <w:trHeight w:val="300"/>
-        </w:trPr>
-        <w:tc>
-          <w:tcPr>
-            <w:tcW w:w="2205" w:type="dxa"/>
-          </w:tcPr>
-          <w:p>
-            <w:pPr>
-              <w:pStyle w:val="TableText"/>
-              <w:spacing w:before="0" w:after="0"/>
-              <w:rPr>
-                <w:rFonts w:ascii="Outfit" w:hAnsi="Outfit"/>
-                <w:sz w:val="18"/>
-                <w:szCs w:val="18"/>
-              </w:rPr>
-            </w:pPr>
-          </w:p>
-        </w:tc>
-        <w:tc>
-          <w:tcPr>
-            <w:tcW w:w="3720" w:type="dxa"/>
-          </w:tcPr>
-          <w:p>
-            <w:pPr>
-              <w:pStyle w:val="TableText"/>
-              <w:spacing w:before="0" w:after="0"/>
-              <w:rPr>
-                <w:rFonts w:ascii="Outfit" w:hAnsi="Outfit"/>
-                <w:sz w:val="18"/>
-                <w:szCs w:val="18"/>
-              </w:rPr>
-            </w:pPr>
-          </w:p>
-        </w:tc>
-        <w:tc>
-          <w:tcPr>
-            <w:tcW w:w="3681" w:type="dxa"/>
-          </w:tcPr>
-          <w:p>
-            <w:pPr>
-              <w:pStyle w:val="TableText"/>
-              <w:spacing w:before="0" w:after="0"/>
-              <w:rPr>
-                <w:rFonts w:ascii="Outfit" w:hAnsi="Outfit"/>
-                <w:sz w:val="18"/>
-                <w:szCs w:val="18"/>
-              </w:rPr>
-            </w:pPr>
-          </w:p>
-        </w:tc>
-      </w:tr>
-      <w:tr>
-        <w:trPr>
-          <w:trHeight w:val="300"/>
-        </w:trPr>
-        <w:tc>
-          <w:tcPr>
-            <w:tcW w:w="2205" w:type="dxa"/>
-          </w:tcPr>
-          <w:p>
-            <w:pPr>
-              <w:pStyle w:val="TableText"/>
-              <w:spacing w:before="0" w:after="0"/>
-              <w:rPr>
-                <w:rFonts w:ascii="Outfit" w:hAnsi="Outfit"/>
-                <w:sz w:val="18"/>
-                <w:szCs w:val="18"/>
-              </w:rPr>
-            </w:pPr>
-          </w:p>
-        </w:tc>
-        <w:tc>
-          <w:tcPr>
-            <w:tcW w:w="3720" w:type="dxa"/>
-          </w:tcPr>
-          <w:p>
-            <w:pPr>
-              <w:pStyle w:val="TableText"/>
-              <w:spacing w:before="0" w:after="0"/>
-              <w:rPr>
-                <w:rFonts w:ascii="Outfit" w:hAnsi="Outfit"/>
-                <w:sz w:val="18"/>
-                <w:szCs w:val="18"/>
-              </w:rPr>
-            </w:pPr>
-          </w:p>
-        </w:tc>
-        <w:tc>
-          <w:tcPr>
-            <w:tcW w:w="3681" w:type="dxa"/>
-          </w:tcPr>
-          <w:p>
-            <w:pPr>
-              <w:pStyle w:val="TableText"/>
-              <w:spacing w:before="0" w:after="0"/>
-              <w:rPr>
-                <w:rFonts w:ascii="Outfit" w:hAnsi="Outfit"/>
-                <w:sz w:val="18"/>
-                <w:szCs w:val="18"/>
-              </w:rPr>
-            </w:pPr>
-          </w:p>
-        </w:tc>
-      </w:tr>
-    </w:tbl>
-    <w:p>
-      <w:pPr>
-        <w:rPr>
-          <w:color w:val="E97132" w:themeColor="accent2"/>
-          <w:sz w:val="32"/>
-          <w:szCs w:val="32"/>
-        </w:rPr>
-      </w:pPr>
-    </w:p>
-    <w:p>
-      <w:pPr>
-        <w:rPr>
-          <w:color w:val="156082" w:themeColor="accent1"/>
-          <w:sz w:val="32"/>
-          <w:szCs w:val="32"/>
-        </w:rPr>
-      </w:pPr>
-      <w:r>
-        <w:rPr>
-          <w:color w:val="156082" w:themeColor="accent1"/>
-          <w:sz w:val="32"/>
-          <w:szCs w:val="32"/>
-        </w:rPr>
-        <w:t>Stakeholder / Distribution List</w:t>
-      </w:r>
-    </w:p>
-    <w:tbl>
-      <w:tblPr>
-        <w:tblStyle w:val="6DG"/>
-        <w:tblW w:w="9634" w:type="dxa"/>
-        <w:tblInd w:w="28" w:type="dxa"/>
-        <w:tblBorders>
-          <w:top w:val="single" w:sz="4" w:space="0" w:color="BFBFBF" w:themeColor="background1" w:themeShade="BF"/>
-          <w:left w:val="single" w:sz="4" w:space="0" w:color="BFBFBF" w:themeColor="background1" w:themeShade="BF"/>
-          <w:bottom w:val="single" w:sz="4" w:space="0" w:color="BFBFBF" w:themeColor="background1" w:themeShade="BF"/>
-          <w:right w:val="single" w:sz="4" w:space="0" w:color="BFBFBF" w:themeColor="background1" w:themeShade="BF"/>
-          <w:insideH w:val="single" w:sz="4" w:space="0" w:color="BFBFBF" w:themeColor="background1" w:themeShade="BF"/>
-          <w:insideV w:val="single" w:sz="4" w:space="0" w:color="BFBFBF" w:themeColor="background1" w:themeShade="BF"/>
-        </w:tblBorders>
-        <w:tblLook w:val="0620" w:firstRow="1" w:lastRow="0" w:firstColumn="0" w:lastColumn="0" w:noHBand="1" w:noVBand="1"/>
-      </w:tblPr>
-      <w:tblGrid>
-        <w:gridCol w:w="1838"/>
-        <w:gridCol w:w="3516"/>
-        <w:gridCol w:w="2948"/>
-        <w:gridCol w:w="1332"/>
-      </w:tblGrid>
-      <w:tr>
-        <w:trPr>
-          <w:cnfStyle w:val="100000000000" w:firstRow="1" w:lastRow="0" w:firstColumn="0" w:lastColumn="0" w:oddVBand="0" w:evenVBand="0" w:oddHBand="0" w:evenHBand="0" w:firstRowFirstColumn="0" w:firstRowLastColumn="0" w:lastRowFirstColumn="0" w:lastRowLastColumn="0"/>
-          <w:trHeight w:val="287"/>
-        </w:trPr>
-        <w:tc>
-          <w:tcPr>
-            <w:tcW w:w="1838" w:type="dxa"/>
-            <w:tcBorders>
-              <w:right w:val="single" w:sz="4" w:space="0" w:color="BFBFBF" w:themeColor="background1" w:themeShade="BF"/>
-            </w:tcBorders>
-            <w:shd w:val="clear" w:color="auto" w:fill="F2F2F2" w:themeFill="background1" w:themeFillShade="F2"/>
-          </w:tcPr>
-          <w:p>
-            <w:pPr>
-              <w:pStyle w:val="TableHeader"/>
-              <w:spacing w:before="0" w:after="0"/>
-              <w:jc w:val="left"/>
-              <w:rPr>
-                <w:rFonts w:ascii="Outfit" w:hAnsi="Outfit"/>
-                <w:b/>
-                <w:color w:val="auto"/>
-              </w:rPr>
-            </w:pPr>
-            <w:r>
-              <w:rPr>
-                <w:rFonts w:ascii="Outfit" w:hAnsi="Outfit"/>
-                <w:b/>
-                <w:color w:val="auto"/>
-              </w:rPr>
-              <w:t>Name</w:t>
-            </w:r>
-          </w:p>
-        </w:tc>
-        <w:tc>
-          <w:tcPr>
-            <w:tcW w:w="3516" w:type="dxa"/>
-            <w:tcBorders>
-              <w:left w:val="single" w:sz="4" w:space="0" w:color="BFBFBF" w:themeColor="background1" w:themeShade="BF"/>
-              <w:right w:val="single" w:sz="4" w:space="0" w:color="BFBFBF" w:themeColor="background1" w:themeShade="BF"/>
-            </w:tcBorders>
-            <w:shd w:val="clear" w:color="auto" w:fill="F2F2F2" w:themeFill="background1" w:themeFillShade="F2"/>
-          </w:tcPr>
-          <w:p>
-            <w:pPr>
-              <w:pStyle w:val="TableHeader"/>
-              <w:spacing w:before="0" w:after="0"/>
-              <w:jc w:val="left"/>
-              <w:rPr>
-                <w:rFonts w:ascii="Outfit" w:hAnsi="Outfit"/>
-                <w:b/>
-                <w:color w:val="auto"/>
-              </w:rPr>
-            </w:pPr>
-            <w:r>
-              <w:rPr>
-                <w:rFonts w:ascii="Outfit" w:hAnsi="Outfit"/>
-                <w:b/>
-                <w:color w:val="auto"/>
-              </w:rPr>
-              <w:t>Title</w:t>
-            </w:r>
-          </w:p>
-        </w:tc>
-        <w:tc>
-          <w:tcPr>
-            <w:tcW w:w="2948" w:type="dxa"/>
-            <w:tcBorders>
-              <w:left w:val="single" w:sz="4" w:space="0" w:color="BFBFBF" w:themeColor="background1" w:themeShade="BF"/>
-              <w:right w:val="single" w:sz="4" w:space="0" w:color="BFBFBF" w:themeColor="background1" w:themeShade="BF"/>
-            </w:tcBorders>
-            <w:shd w:val="clear" w:color="auto" w:fill="F2F2F2" w:themeFill="background1" w:themeFillShade="F2"/>
-          </w:tcPr>
-          <w:p>
-            <w:pPr>
-              <w:pStyle w:val="TableHeader"/>
-              <w:spacing w:before="0" w:after="0"/>
-              <w:jc w:val="left"/>
-              <w:rPr>
-                <w:rFonts w:ascii="Outfit" w:hAnsi="Outfit"/>
-                <w:b/>
-                <w:color w:val="auto"/>
-              </w:rPr>
-            </w:pPr>
-            <w:r>
-              <w:rPr>
-                <w:rFonts w:ascii="Outfit" w:hAnsi="Outfit"/>
-                <w:b/>
-                <w:color w:val="auto"/>
-              </w:rPr>
-              <w:t>Business Unit</w:t>
-            </w:r>
-          </w:p>
-        </w:tc>
-        <w:tc>
-          <w:tcPr>
-            <w:tcW w:w="1332" w:type="dxa"/>
-            <w:tcBorders>
-              <w:left w:val="single" w:sz="4" w:space="0" w:color="BFBFBF" w:themeColor="background1" w:themeShade="BF"/>
-            </w:tcBorders>
-            <w:shd w:val="clear" w:color="auto" w:fill="F2F2F2" w:themeFill="background1" w:themeFillShade="F2"/>
-          </w:tcPr>
-          <w:p>
-            <w:pPr>
-              <w:pStyle w:val="TableHeader"/>
-              <w:spacing w:before="0" w:after="0"/>
-              <w:rPr>
-                <w:rFonts w:ascii="Outfit" w:hAnsi="Outfit"/>
-                <w:b/>
-                <w:color w:val="auto"/>
-              </w:rPr>
-            </w:pPr>
-            <w:r>
-              <w:rPr>
-                <w:rFonts w:ascii="Outfit" w:hAnsi="Outfit"/>
-                <w:b/>
-                <w:color w:val="auto"/>
-              </w:rPr>
-              <w:t>Date</w:t>
-            </w:r>
-          </w:p>
-        </w:tc>
-      </w:tr>
-      <w:tr>
-        <w:trPr>
-          <w:trHeight w:val="145"/>
-        </w:trPr>
-        <w:tc>
-          <w:tcPr>
-            <w:tcW w:w="1838" w:type="dxa"/>
-            <w:vAlign w:val="top"/>
-          </w:tcPr>
-          <w:p>
-            <w:pPr>
-              <w:pStyle w:val="TableText"/>
-              <w:spacing w:before="0" w:after="0"/>
-              <w:rPr>
-                <w:rFonts w:ascii="Outfit" w:hAnsi="Outfit"/>
-                <w:sz w:val="18"/>
-                <w:szCs w:val="18"/>
-              </w:rPr>
-            </w:pPr>
-          </w:p>
-        </w:tc>
-        <w:tc>
-          <w:tcPr>
-            <w:tcW w:w="3516" w:type="dxa"/>
-            <w:vAlign w:val="top"/>
-          </w:tcPr>
-          <w:p>
-            <w:pPr>
-              <w:pStyle w:val="TableText"/>
-              <w:spacing w:before="0" w:after="0"/>
-              <w:rPr>
-                <w:rFonts w:ascii="Outfit" w:hAnsi="Outfit"/>
-                <w:sz w:val="18"/>
-                <w:szCs w:val="18"/>
-              </w:rPr>
-            </w:pPr>
-          </w:p>
-        </w:tc>
-        <w:tc>
-          <w:tcPr>
-            <w:tcW w:w="2948" w:type="dxa"/>
-            <w:vAlign w:val="top"/>
-          </w:tcPr>
-          <w:p>
-            <w:pPr>
-              <w:pStyle w:val="TableText"/>
-              <w:spacing w:before="0" w:after="0"/>
-              <w:rPr>
-                <w:rFonts w:ascii="Outfit" w:hAnsi="Outfit"/>
-                <w:sz w:val="18"/>
-                <w:szCs w:val="18"/>
-              </w:rPr>
-            </w:pPr>
-          </w:p>
-        </w:tc>
-        <w:tc>
-          <w:tcPr>
-            <w:tcW w:w="1332" w:type="dxa"/>
-            <w:vAlign w:val="top"/>
-          </w:tcPr>
-          <w:p>
-            <w:pPr>
-              <w:pStyle w:val="TableText"/>
-              <w:spacing w:before="0" w:after="0"/>
-              <w:jc w:val="center"/>
-              <w:rPr>
-                <w:rFonts w:ascii="Outfit" w:hAnsi="Outfit"/>
-                <w:sz w:val="18"/>
-                <w:szCs w:val="18"/>
-              </w:rPr>
-            </w:pPr>
-          </w:p>
-        </w:tc>
-      </w:tr>
-      <w:tr>
-        <w:trPr>
-          <w:trHeight w:val="190"/>
-        </w:trPr>
-        <w:tc>
-          <w:tcPr>
-            <w:tcW w:w="1838" w:type="dxa"/>
-            <w:vAlign w:val="top"/>
-          </w:tcPr>
-          <w:p>
-            <w:pPr>
-              <w:pStyle w:val="TableText"/>
-              <w:spacing w:before="0" w:after="0"/>
-              <w:rPr>
-                <w:rFonts w:ascii="Outfit" w:hAnsi="Outfit"/>
-                <w:sz w:val="18"/>
-                <w:szCs w:val="18"/>
-              </w:rPr>
-            </w:pPr>
-          </w:p>
-        </w:tc>
-        <w:tc>
-          <w:tcPr>
-            <w:tcW w:w="3516" w:type="dxa"/>
-            <w:vAlign w:val="top"/>
-          </w:tcPr>
-          <w:p>
-            <w:pPr>
-              <w:pStyle w:val="TableText"/>
-              <w:spacing w:before="0" w:after="0"/>
-              <w:rPr>
-                <w:rFonts w:ascii="Outfit" w:hAnsi="Outfit"/>
-                <w:sz w:val="18"/>
-                <w:szCs w:val="18"/>
-              </w:rPr>
-            </w:pPr>
-          </w:p>
-        </w:tc>
-        <w:tc>
-          <w:tcPr>
-            <w:tcW w:w="2948" w:type="dxa"/>
-            <w:vAlign w:val="top"/>
-          </w:tcPr>
-          <w:p>
-            <w:pPr>
-              <w:pStyle w:val="TableText"/>
-              <w:spacing w:before="0" w:after="0"/>
-              <w:rPr>
-                <w:rFonts w:ascii="Outfit" w:hAnsi="Outfit"/>
-                <w:sz w:val="18"/>
-                <w:szCs w:val="18"/>
-              </w:rPr>
-            </w:pPr>
-          </w:p>
-        </w:tc>
-        <w:tc>
-          <w:tcPr>
-            <w:tcW w:w="1332" w:type="dxa"/>
-            <w:vAlign w:val="top"/>
-          </w:tcPr>
-          <w:p>
-            <w:pPr>
-              <w:pStyle w:val="TableText"/>
-              <w:spacing w:before="0" w:after="0"/>
-              <w:jc w:val="center"/>
-              <w:rPr>
-                <w:rFonts w:ascii="Outfit" w:hAnsi="Outfit"/>
-                <w:sz w:val="18"/>
-                <w:szCs w:val="18"/>
-              </w:rPr>
-            </w:pPr>
-          </w:p>
-        </w:tc>
-      </w:tr>
-      <w:tr>
-        <w:trPr>
-          <w:trHeight w:val="190"/>
-        </w:trPr>
-        <w:tc>
-          <w:tcPr>
-            <w:tcW w:w="1838" w:type="dxa"/>
-            <w:vAlign w:val="top"/>
-          </w:tcPr>
-          <w:p>
-            <w:pPr>
-              <w:pStyle w:val="TableText"/>
-              <w:spacing w:before="0" w:after="0"/>
-              <w:rPr>
-                <w:rFonts w:ascii="Outfit" w:hAnsi="Outfit"/>
-                <w:sz w:val="18"/>
-                <w:szCs w:val="18"/>
-              </w:rPr>
-            </w:pPr>
-          </w:p>
-        </w:tc>
-        <w:tc>
-          <w:tcPr>
-            <w:tcW w:w="3516" w:type="dxa"/>
-            <w:vAlign w:val="top"/>
-          </w:tcPr>
-          <w:p>
-            <w:pPr>
-              <w:pStyle w:val="TableText"/>
-              <w:spacing w:before="0" w:after="0"/>
-              <w:rPr>
-                <w:rFonts w:ascii="Outfit" w:hAnsi="Outfit"/>
-                <w:sz w:val="18"/>
-                <w:szCs w:val="18"/>
-              </w:rPr>
-            </w:pPr>
-          </w:p>
-        </w:tc>
-        <w:tc>
-          <w:tcPr>
-            <w:tcW w:w="2948" w:type="dxa"/>
-            <w:vAlign w:val="top"/>
-          </w:tcPr>
-          <w:p>
-            <w:pPr>
-              <w:pStyle w:val="TableText"/>
-              <w:spacing w:before="0" w:after="0"/>
-              <w:rPr>
-                <w:rFonts w:ascii="Outfit" w:hAnsi="Outfit"/>
-                <w:sz w:val="18"/>
-                <w:szCs w:val="18"/>
-              </w:rPr>
-            </w:pPr>
-          </w:p>
-        </w:tc>
-        <w:tc>
-          <w:tcPr>
-            <w:tcW w:w="1332" w:type="dxa"/>
-            <w:vAlign w:val="top"/>
-          </w:tcPr>
-          <w:p>
-            <w:pPr>
-              <w:pStyle w:val="TableText"/>
-              <w:spacing w:before="0" w:after="0"/>
-              <w:jc w:val="center"/>
-              <w:rPr>
-                <w:rFonts w:ascii="Outfit" w:hAnsi="Outfit"/>
-                <w:sz w:val="18"/>
-                <w:szCs w:val="18"/>
-              </w:rPr>
-            </w:pPr>
           </w:p>
         </w:tc>
       </w:tr>
@@ -1666,12 +473,24 @@
             </w:tcMar>
           </w:tcPr>
           <w:p>
-            <w:r>
-              <w:rPr>
-                <w:color w:val="000000"/>
-              </w:rPr>
-              <w:t>☐</w:t>
-            </w:r>
+            <w:sdt>
+              <w:sdtPr>
+                <w:id w:val="-1953006809"/>
+                <w14:checkbox>
+                  <w14:checked w14:val="0"/>
+                  <w14:checkedState w14:val="2612" w14:font="MS Gothic"/>
+                  <w14:uncheckedState w14:val="2610" w14:font="MS Gothic"/>
+                </w14:checkbox>
+              </w:sdtPr>
+              <w:sdtContent>
+                <w:r>
+                  <w:rPr>
+                    <w:rFonts w:ascii="Segoe UI Symbol" w:hAnsi="Segoe UI Symbol" w:cs="Segoe UI Symbol"/>
+                  </w:rPr>
+                  <w:t>☐</w:t>
+                </w:r>
+              </w:sdtContent>
+            </w:sdt>
           </w:p>
         </w:tc>
         <w:tc>
@@ -1718,12 +537,24 @@
             </w:tcMar>
           </w:tcPr>
           <w:p>
-            <w:r>
-              <w:rPr>
-                <w:color w:val="000000"/>
-              </w:rPr>
-              <w:t>☐</w:t>
-            </w:r>
+            <w:sdt>
+              <w:sdtPr>
+                <w:id w:val="1773975499"/>
+                <w14:checkbox>
+                  <w14:checked w14:val="0"/>
+                  <w14:checkedState w14:val="2612" w14:font="MS Gothic"/>
+                  <w14:uncheckedState w14:val="2610" w14:font="MS Gothic"/>
+                </w14:checkbox>
+              </w:sdtPr>
+              <w:sdtContent>
+                <w:r>
+                  <w:rPr>
+                    <w:rFonts w:ascii="Segoe UI Symbol" w:hAnsi="Segoe UI Symbol" w:cs="Segoe UI Symbol"/>
+                  </w:rPr>
+                  <w:t>☐</w:t>
+                </w:r>
+              </w:sdtContent>
+            </w:sdt>
           </w:p>
         </w:tc>
         <w:tc>
@@ -1770,13 +601,24 @@
             </w:tcMar>
           </w:tcPr>
           <w:p>
-            <w:r>
-              <w:rPr>
-                <w:color w:val="000000"/>
-              </w:rPr>
-              <w:lastRenderedPageBreak/>
-              <w:t>☐</w:t>
-            </w:r>
+            <w:sdt>
+              <w:sdtPr>
+                <w:id w:val="637075773"/>
+                <w14:checkbox>
+                  <w14:checked w14:val="0"/>
+                  <w14:checkedState w14:val="2612" w14:font="MS Gothic"/>
+                  <w14:uncheckedState w14:val="2610" w14:font="MS Gothic"/>
+                </w14:checkbox>
+              </w:sdtPr>
+              <w:sdtContent>
+                <w:r>
+                  <w:rPr>
+                    <w:rFonts w:ascii="Segoe UI Symbol" w:hAnsi="Segoe UI Symbol" w:cs="Segoe UI Symbol"/>
+                  </w:rPr>
+                  <w:t>☐</w:t>
+                </w:r>
+              </w:sdtContent>
+            </w:sdt>
           </w:p>
         </w:tc>
         <w:tc>
@@ -1823,12 +665,24 @@
             </w:tcMar>
           </w:tcPr>
           <w:p>
-            <w:r>
-              <w:rPr>
-                <w:color w:val="000000"/>
-              </w:rPr>
-              <w:t>☐</w:t>
-            </w:r>
+            <w:sdt>
+              <w:sdtPr>
+                <w:id w:val="526997014"/>
+                <w14:checkbox>
+                  <w14:checked w14:val="0"/>
+                  <w14:checkedState w14:val="2612" w14:font="MS Gothic"/>
+                  <w14:uncheckedState w14:val="2610" w14:font="MS Gothic"/>
+                </w14:checkbox>
+              </w:sdtPr>
+              <w:sdtContent>
+                <w:r>
+                  <w:rPr>
+                    <w:rFonts w:ascii="Segoe UI Symbol" w:hAnsi="Segoe UI Symbol" w:cs="Segoe UI Symbol"/>
+                  </w:rPr>
+                  <w:t>☐</w:t>
+                </w:r>
+              </w:sdtContent>
+            </w:sdt>
           </w:p>
         </w:tc>
         <w:tc>
@@ -2247,8 +1101,8 @@
         <w:tblLook w:val="04A0" w:firstRow="1" w:lastRow="0" w:firstColumn="1" w:lastColumn="0" w:noHBand="0" w:noVBand="1"/>
       </w:tblPr>
       <w:tblGrid>
-        <w:gridCol w:w="453"/>
-        <w:gridCol w:w="8573"/>
+        <w:gridCol w:w="480"/>
+        <w:gridCol w:w="8546"/>
       </w:tblGrid>
       <w:tr>
         <w:tc>
@@ -2268,12 +1122,24 @@
             </w:tcMar>
           </w:tcPr>
           <w:p>
-            <w:r>
-              <w:rPr>
-                <w:color w:val="000000"/>
-              </w:rPr>
-              <w:t>☐</w:t>
-            </w:r>
+            <w:sdt>
+              <w:sdtPr>
+                <w:id w:val="1760869094"/>
+                <w14:checkbox>
+                  <w14:checked w14:val="0"/>
+                  <w14:checkedState w14:val="2612" w14:font="MS Gothic"/>
+                  <w14:uncheckedState w14:val="2610" w14:font="MS Gothic"/>
+                </w14:checkbox>
+              </w:sdtPr>
+              <w:sdtContent>
+                <w:r>
+                  <w:rPr>
+                    <w:rFonts w:ascii="MS Gothic" w:eastAsia="MS Gothic" w:hAnsi="MS Gothic" w:hint="eastAsia"/>
+                  </w:rPr>
+                  <w:t>☐</w:t>
+                </w:r>
+              </w:sdtContent>
+            </w:sdt>
           </w:p>
         </w:tc>
         <w:tc>
@@ -2320,12 +1186,24 @@
             </w:tcMar>
           </w:tcPr>
           <w:p>
-            <w:r>
-              <w:rPr>
-                <w:color w:val="000000"/>
-              </w:rPr>
-              <w:t>☐</w:t>
-            </w:r>
+            <w:sdt>
+              <w:sdtPr>
+                <w:id w:val="-1022560391"/>
+                <w14:checkbox>
+                  <w14:checked w14:val="0"/>
+                  <w14:checkedState w14:val="2612" w14:font="MS Gothic"/>
+                  <w14:uncheckedState w14:val="2610" w14:font="MS Gothic"/>
+                </w14:checkbox>
+              </w:sdtPr>
+              <w:sdtContent>
+                <w:r>
+                  <w:rPr>
+                    <w:rFonts w:ascii="Segoe UI Symbol" w:hAnsi="Segoe UI Symbol" w:cs="Segoe UI Symbol"/>
+                  </w:rPr>
+                  <w:t>☐</w:t>
+                </w:r>
+              </w:sdtContent>
+            </w:sdt>
           </w:p>
         </w:tc>
         <w:tc>
@@ -2476,12 +1354,24 @@
             </w:tcMar>
           </w:tcPr>
           <w:p>
-            <w:r>
-              <w:rPr>
-                <w:color w:val="000000"/>
-              </w:rPr>
-              <w:t>☐</w:t>
-            </w:r>
+            <w:sdt>
+              <w:sdtPr>
+                <w:id w:val="1064458178"/>
+                <w14:checkbox>
+                  <w14:checked w14:val="0"/>
+                  <w14:checkedState w14:val="2612" w14:font="MS Gothic"/>
+                  <w14:uncheckedState w14:val="2610" w14:font="MS Gothic"/>
+                </w14:checkbox>
+              </w:sdtPr>
+              <w:sdtContent>
+                <w:r>
+                  <w:rPr>
+                    <w:rFonts w:ascii="Segoe UI Symbol" w:hAnsi="Segoe UI Symbol" w:cs="Segoe UI Symbol"/>
+                  </w:rPr>
+                  <w:t>☐</w:t>
+                </w:r>
+              </w:sdtContent>
+            </w:sdt>
           </w:p>
         </w:tc>
         <w:tc>
@@ -2528,12 +1418,24 @@
             </w:tcMar>
           </w:tcPr>
           <w:p>
-            <w:r>
-              <w:rPr>
-                <w:color w:val="000000"/>
-              </w:rPr>
-              <w:t>☐</w:t>
-            </w:r>
+            <w:sdt>
+              <w:sdtPr>
+                <w:id w:val="151957882"/>
+                <w14:checkbox>
+                  <w14:checked w14:val="0"/>
+                  <w14:checkedState w14:val="2612" w14:font="MS Gothic"/>
+                  <w14:uncheckedState w14:val="2610" w14:font="MS Gothic"/>
+                </w14:checkbox>
+              </w:sdtPr>
+              <w:sdtContent>
+                <w:r>
+                  <w:rPr>
+                    <w:rFonts w:ascii="Segoe UI Symbol" w:hAnsi="Segoe UI Symbol" w:cs="Segoe UI Symbol"/>
+                  </w:rPr>
+                  <w:t>☐</w:t>
+                </w:r>
+              </w:sdtContent>
+            </w:sdt>
           </w:p>
         </w:tc>
         <w:tc>
@@ -2961,6 +1863,7 @@
                 <w:bCs/>
                 <w:color w:val="000000"/>
               </w:rPr>
+              <w:lastRenderedPageBreak/>
               <w:t>Total customer-facing duration</w:t>
             </w:r>
           </w:p>
@@ -3550,12 +2453,24 @@
             </w:tcMar>
           </w:tcPr>
           <w:p>
-            <w:r>
-              <w:rPr>
-                <w:color w:val="000000"/>
-              </w:rPr>
-              <w:t>☐</w:t>
-            </w:r>
+            <w:sdt>
+              <w:sdtPr>
+                <w:id w:val="1972404447"/>
+                <w14:checkbox>
+                  <w14:checked w14:val="0"/>
+                  <w14:checkedState w14:val="2612" w14:font="MS Gothic"/>
+                  <w14:uncheckedState w14:val="2610" w14:font="MS Gothic"/>
+                </w14:checkbox>
+              </w:sdtPr>
+              <w:sdtContent>
+                <w:r>
+                  <w:rPr>
+                    <w:rFonts w:ascii="Segoe UI Symbol" w:hAnsi="Segoe UI Symbol" w:cs="Segoe UI Symbol"/>
+                  </w:rPr>
+                  <w:t>☐</w:t>
+                </w:r>
+              </w:sdtContent>
+            </w:sdt>
           </w:p>
         </w:tc>
       </w:tr>
@@ -3635,12 +2550,24 @@
             </w:tcMar>
           </w:tcPr>
           <w:p>
-            <w:r>
-              <w:rPr>
-                <w:color w:val="000000"/>
-              </w:rPr>
-              <w:t>☐</w:t>
-            </w:r>
+            <w:sdt>
+              <w:sdtPr>
+                <w:id w:val="1862244537"/>
+                <w14:checkbox>
+                  <w14:checked w14:val="0"/>
+                  <w14:checkedState w14:val="2612" w14:font="MS Gothic"/>
+                  <w14:uncheckedState w14:val="2610" w14:font="MS Gothic"/>
+                </w14:checkbox>
+              </w:sdtPr>
+              <w:sdtContent>
+                <w:r>
+                  <w:rPr>
+                    <w:rFonts w:ascii="Segoe UI Symbol" w:hAnsi="Segoe UI Symbol" w:cs="Segoe UI Symbol"/>
+                  </w:rPr>
+                  <w:t>☐</w:t>
+                </w:r>
+              </w:sdtContent>
+            </w:sdt>
           </w:p>
         </w:tc>
       </w:tr>
@@ -3720,12 +2647,24 @@
             </w:tcMar>
           </w:tcPr>
           <w:p>
-            <w:r>
-              <w:rPr>
-                <w:color w:val="000000"/>
-              </w:rPr>
-              <w:t>☐</w:t>
-            </w:r>
+            <w:sdt>
+              <w:sdtPr>
+                <w:id w:val="-353966682"/>
+                <w14:checkbox>
+                  <w14:checked w14:val="0"/>
+                  <w14:checkedState w14:val="2612" w14:font="MS Gothic"/>
+                  <w14:uncheckedState w14:val="2610" w14:font="MS Gothic"/>
+                </w14:checkbox>
+              </w:sdtPr>
+              <w:sdtContent>
+                <w:r>
+                  <w:rPr>
+                    <w:rFonts w:ascii="Segoe UI Symbol" w:hAnsi="Segoe UI Symbol" w:cs="Segoe UI Symbol"/>
+                  </w:rPr>
+                  <w:t>☐</w:t>
+                </w:r>
+              </w:sdtContent>
+            </w:sdt>
           </w:p>
         </w:tc>
       </w:tr>
@@ -3805,12 +2744,24 @@
             </w:tcMar>
           </w:tcPr>
           <w:p>
-            <w:r>
-              <w:rPr>
-                <w:color w:val="000000"/>
-              </w:rPr>
-              <w:t>☐</w:t>
-            </w:r>
+            <w:sdt>
+              <w:sdtPr>
+                <w:id w:val="1557433417"/>
+                <w14:checkbox>
+                  <w14:checked w14:val="0"/>
+                  <w14:checkedState w14:val="2612" w14:font="MS Gothic"/>
+                  <w14:uncheckedState w14:val="2610" w14:font="MS Gothic"/>
+                </w14:checkbox>
+              </w:sdtPr>
+              <w:sdtContent>
+                <w:r>
+                  <w:rPr>
+                    <w:rFonts w:ascii="Segoe UI Symbol" w:hAnsi="Segoe UI Symbol" w:cs="Segoe UI Symbol"/>
+                  </w:rPr>
+                  <w:t>☐</w:t>
+                </w:r>
+              </w:sdtContent>
+            </w:sdt>
           </w:p>
         </w:tc>
       </w:tr>
@@ -4176,6 +3127,7 @@
                 <w:bCs/>
                 <w:color w:val="FFFFFF"/>
               </w:rPr>
+              <w:lastRenderedPageBreak/>
               <w:t>Name</w:t>
             </w:r>
           </w:p>
@@ -5667,8 +4619,8 @@
     <w:p/>
     <w:p/>
     <w:sectPr>
-      <w:headerReference w:type="default" r:id="rId10"/>
-      <w:footerReference w:type="default" r:id="rId11"/>
+      <w:headerReference w:type="default" r:id="rId11"/>
+      <w:footerReference w:type="default" r:id="rId12"/>
       <w:pgSz w:w="11906" w:h="16838"/>
       <w:pgMar w:top="1440" w:right="1440" w:bottom="1440" w:left="1440" w:header="567" w:footer="567" w:gutter="0"/>
       <w:cols w:space="708"/>
@@ -6431,7 +5383,6 @@
   <w:style w:type="character" w:default="1" w:styleId="DefaultParagraphFont">
     <w:name w:val="Default Paragraph Font"/>
     <w:uiPriority w:val="1"/>
-    <w:semiHidden/>
     <w:unhideWhenUsed/>
   </w:style>
   <w:style w:type="table" w:default="1" w:styleId="TableNormal">
@@ -7014,6 +5965,26 @@
 </file>
 
 <file path=customXml/item1.xml><?xml version="1.0" encoding="utf-8"?>
+<p:properties xmlns:p="http://schemas.microsoft.com/office/2006/metadata/properties" xmlns:xsi="http://www.w3.org/2001/XMLSchema-instance" xmlns:pc="http://schemas.microsoft.com/office/infopath/2007/PartnerControls">
+  <documentManagement>
+    <TaxCatchAll xmlns="02415fe2-b711-40a7-9448-6741ad12d5f3" xsi:nil="true"/>
+    <lcf76f155ced4ddcb4097134ff3c332f xmlns="d3c05ff7-7000-40cd-ac1a-680341d8190d">
+      <Terms xmlns="http://schemas.microsoft.com/office/infopath/2007/PartnerControls"/>
+    </lcf76f155ced4ddcb4097134ff3c332f>
+  </documentManagement>
+</p:properties>
+</file>
+
+<file path=customXml/item2.xml><?xml version="1.0" encoding="utf-8"?>
+<?mso-contentType ?>
+<FormTemplates xmlns="http://schemas.microsoft.com/sharepoint/v3/contenttype/forms">
+  <Display>DocumentLibraryForm</Display>
+  <Edit>DocumentLibraryForm</Edit>
+  <New>DocumentLibraryForm</New>
+</FormTemplates>
+</file>
+
+<file path=customXml/item3.xml><?xml version="1.0" encoding="utf-8"?>
 <ct:contentTypeSchema xmlns:ct="http://schemas.microsoft.com/office/2006/metadata/contentType" xmlns:ma="http://schemas.microsoft.com/office/2006/metadata/properties/metaAttributes" ct:_="" ma:_="" ma:contentTypeName="Document" ma:contentTypeID="0x0101003C8137F98A388347AFFE200766B4632E" ma:contentTypeVersion="11" ma:contentTypeDescription="Create a new document." ma:contentTypeScope="" ma:versionID="2213e58e89dc2bfdcd21efb9d1347b7b">
   <xsd:schema xmlns:xsd="http://www.w3.org/2001/XMLSchema" xmlns:xs="http://www.w3.org/2001/XMLSchema" xmlns:p="http://schemas.microsoft.com/office/2006/metadata/properties" xmlns:ns2="d3c05ff7-7000-40cd-ac1a-680341d8190d" xmlns:ns3="02415fe2-b711-40a7-9448-6741ad12d5f3" targetNamespace="http://schemas.microsoft.com/office/2006/metadata/properties" ma:root="true" ma:fieldsID="afa42ab5b510e1b963da93a757b47059" ns2:_="" ns3:_="">
     <xsd:import namespace="d3c05ff7-7000-40cd-ac1a-680341d8190d"/>
@@ -7208,27 +6179,30 @@
 </ct:contentTypeSchema>
 </file>
 
-<file path=customXml/item2.xml><?xml version="1.0" encoding="utf-8"?>
-<?mso-contentType ?>
-<FormTemplates xmlns="http://schemas.microsoft.com/sharepoint/v3/contenttype/forms">
-  <Display>DocumentLibraryForm</Display>
-  <Edit>DocumentLibraryForm</Edit>
-  <New>DocumentLibraryForm</New>
-</FormTemplates>
-</file>
-
-<file path=customXml/item3.xml><?xml version="1.0" encoding="utf-8"?>
-<p:properties xmlns:p="http://schemas.microsoft.com/office/2006/metadata/properties" xmlns:xsi="http://www.w3.org/2001/XMLSchema-instance" xmlns:pc="http://schemas.microsoft.com/office/infopath/2007/PartnerControls">
-  <documentManagement>
-    <TaxCatchAll xmlns="02415fe2-b711-40a7-9448-6741ad12d5f3" xsi:nil="true"/>
-    <lcf76f155ced4ddcb4097134ff3c332f xmlns="d3c05ff7-7000-40cd-ac1a-680341d8190d">
-      <Terms xmlns="http://schemas.microsoft.com/office/infopath/2007/PartnerControls"/>
-    </lcf76f155ced4ddcb4097134ff3c332f>
-  </documentManagement>
-</p:properties>
+<file path=customXml/item4.xml><?xml version="1.0" encoding="utf-8"?>
+<b:Sources xmlns:b="http://schemas.openxmlformats.org/officeDocument/2006/bibliography" xmlns="http://schemas.openxmlformats.org/officeDocument/2006/bibliography" SelectedStyle="\APASixthEditionOfficeOnline.xsl" StyleName="APA" Version="6"/>
 </file>
 
 <file path=customXml/itemProps1.xml><?xml version="1.0" encoding="utf-8"?>
+<ds:datastoreItem xmlns:ds="http://schemas.openxmlformats.org/officeDocument/2006/customXml" ds:itemID="{7D2D4500-3FD5-442F-826B-FF302F5787ED}">
+  <ds:schemaRefs>
+    <ds:schemaRef ds:uri="http://schemas.microsoft.com/office/2006/metadata/properties"/>
+    <ds:schemaRef ds:uri="http://schemas.microsoft.com/office/infopath/2007/PartnerControls"/>
+    <ds:schemaRef ds:uri="02415fe2-b711-40a7-9448-6741ad12d5f3"/>
+    <ds:schemaRef ds:uri="d3c05ff7-7000-40cd-ac1a-680341d8190d"/>
+  </ds:schemaRefs>
+</ds:datastoreItem>
+</file>
+
+<file path=customXml/itemProps2.xml><?xml version="1.0" encoding="utf-8"?>
+<ds:datastoreItem xmlns:ds="http://schemas.openxmlformats.org/officeDocument/2006/customXml" ds:itemID="{7A4D0A24-C54F-47E8-8FAB-07C2E8666F6A}">
+  <ds:schemaRefs>
+    <ds:schemaRef ds:uri="http://schemas.microsoft.com/sharepoint/v3/contenttype/forms"/>
+  </ds:schemaRefs>
+</ds:datastoreItem>
+</file>
+
+<file path=customXml/itemProps3.xml><?xml version="1.0" encoding="utf-8"?>
 <ds:datastoreItem xmlns:ds="http://schemas.openxmlformats.org/officeDocument/2006/customXml" ds:itemID="{6BF30A6C-F987-4C24-ABFC-4989205DAD22}">
   <ds:schemaRefs>
     <ds:schemaRef ds:uri="http://schemas.microsoft.com/office/2006/metadata/contentType"/>
@@ -7247,21 +6221,16 @@
 </ds:datastoreItem>
 </file>
 
-<file path=customXml/itemProps2.xml><?xml version="1.0" encoding="utf-8"?>
-<ds:datastoreItem xmlns:ds="http://schemas.openxmlformats.org/officeDocument/2006/customXml" ds:itemID="{7A4D0A24-C54F-47E8-8FAB-07C2E8666F6A}">
+<file path=customXml/itemProps4.xml><?xml version="1.0" encoding="utf-8"?>
+<ds:datastoreItem xmlns:ds="http://schemas.openxmlformats.org/officeDocument/2006/customXml" ds:itemID="{DB30EF9F-D427-4B2C-A2CC-04A9A14973C3}">
   <ds:schemaRefs>
-    <ds:schemaRef ds:uri="http://schemas.microsoft.com/sharepoint/v3/contenttype/forms"/>
+    <ds:schemaRef ds:uri="http://schemas.openxmlformats.org/officeDocument/2006/bibliography"/>
   </ds:schemaRefs>
 </ds:datastoreItem>
 </file>
 
-<file path=customXml/itemProps3.xml><?xml version="1.0" encoding="utf-8"?>
-<ds:datastoreItem xmlns:ds="http://schemas.openxmlformats.org/officeDocument/2006/customXml" ds:itemID="{7D2D4500-3FD5-442F-826B-FF302F5787ED}">
-  <ds:schemaRefs>
-    <ds:schemaRef ds:uri="http://schemas.microsoft.com/office/2006/metadata/properties"/>
-    <ds:schemaRef ds:uri="http://schemas.microsoft.com/office/infopath/2007/PartnerControls"/>
-    <ds:schemaRef ds:uri="02415fe2-b711-40a7-9448-6741ad12d5f3"/>
-    <ds:schemaRef ds:uri="d3c05ff7-7000-40cd-ac1a-680341d8190d"/>
-  </ds:schemaRefs>
-</ds:datastoreItem>
+<file path=docMetadata/LabelInfo.xml><?xml version="1.0" encoding="utf-8"?>
+<clbl:labelList xmlns:clbl="http://schemas.microsoft.com/office/2020/mipLabelMetadata">
+  <clbl:label id="{d9941682-ce72-4f25-adde-85bbc56d367b}" enabled="0" method="" siteId="{d9941682-ce72-4f25-adde-85bbc56d367b}" removed="1"/>
+</clbl:labelList>
 </file>